--- a/docs/lista_louvores/Textos_Louvores/SOU FELIZ.docx
+++ b/docs/lista_louvores/Textos_Louvores/SOU FELIZ.docx
@@ -4,30 +4,21 @@
   <w:body>
     <w:p>
       <w:pPr>
-        <w:spacing w:before="120"/>
+        <w:pStyle w:val="Ttulo1"/>
         <w:rPr>
           <w:bCs/>
         </w:rPr>
       </w:pPr>
       <w:r>
-        <w:rPr>
-          <w:sz w:val="28"/>
-          <w:szCs w:val="28"/>
-          <w:u w:val="single"/>
-        </w:rPr>
         <w:t>SOU FELIZ</w:t>
       </w:r>
       <w:r>
-        <w:rPr>
-          <w:sz w:val="28"/>
-          <w:szCs w:val="28"/>
-          <w:u w:val="single"/>
-        </w:rPr>
         <w:t xml:space="preserve"> </w:t>
       </w:r>
     </w:p>
     <w:p>
       <w:pPr>
+        <w:spacing w:after="120"/>
         <w:rPr>
           <w:bCs/>
         </w:rPr>
@@ -59,6 +50,7 @@
     </w:p>
     <w:p>
       <w:pPr>
+        <w:spacing w:after="120"/>
         <w:rPr>
           <w:bCs/>
         </w:rPr>
@@ -102,7 +94,7 @@
     </w:p>
     <w:p>
       <w:pPr>
-        <w:spacing w:before="120"/>
+        <w:spacing w:after="120"/>
         <w:rPr>
           <w:b/>
           <w:i/>
@@ -153,7 +145,7 @@
     </w:p>
     <w:p>
       <w:pPr>
-        <w:spacing w:before="120"/>
+        <w:spacing w:after="120"/>
         <w:rPr>
           <w:bCs/>
         </w:rPr>
@@ -197,6 +189,7 @@
     </w:p>
     <w:p>
       <w:pPr>
+        <w:spacing w:after="120"/>
         <w:rPr>
           <w:bCs/>
         </w:rPr>
@@ -240,7 +233,7 @@
     </w:p>
     <w:p>
       <w:pPr>
-        <w:spacing w:before="120"/>
+        <w:spacing w:after="120"/>
         <w:rPr>
           <w:b/>
           <w:i/>
@@ -258,7 +251,7 @@
     </w:p>
     <w:p>
       <w:pPr>
-        <w:spacing w:before="120"/>
+        <w:spacing w:after="120"/>
         <w:rPr>
           <w:bCs/>
         </w:rPr>
@@ -302,6 +295,7 @@
     </w:p>
     <w:p>
       <w:pPr>
+        <w:spacing w:after="120"/>
         <w:rPr>
           <w:bCs/>
         </w:rPr>
@@ -334,7 +328,7 @@
     </w:p>
     <w:p>
       <w:pPr>
-        <w:spacing w:before="120"/>
+        <w:spacing w:after="120"/>
         <w:rPr>
           <w:b/>
           <w:i/>
@@ -352,7 +346,7 @@
     </w:p>
     <w:p>
       <w:pPr>
-        <w:spacing w:before="120"/>
+        <w:spacing w:after="120"/>
         <w:rPr>
           <w:bCs/>
         </w:rPr>
@@ -402,6 +396,7 @@
     </w:p>
     <w:p>
       <w:pPr>
+        <w:spacing w:after="120"/>
         <w:rPr>
           <w:bCs/>
         </w:rPr>
@@ -459,7 +454,7 @@
     </w:p>
     <w:p>
       <w:pPr>
-        <w:spacing w:before="120"/>
+        <w:spacing w:after="120"/>
         <w:rPr>
           <w:b/>
           <w:i/>
@@ -474,15 +469,6 @@
         </w:rPr>
         <w:t>[REFRÃO]</w:t>
       </w:r>
-    </w:p>
-    <w:p>
-      <w:pPr>
-        <w:spacing w:before="120"/>
-        <w:rPr>
-          <w:rFonts w:ascii="Arial" w:hAnsi="Arial" w:cs="Arial"/>
-          <w:bCs/>
-        </w:rPr>
-      </w:pPr>
     </w:p>
     <w:sectPr>
       <w:pgSz w:w="11906" w:h="16838"/>
